--- a/02_configuracao/ficheiros_config/Configuração do PostgreSQL - Alterando a porta padrão.docx
+++ b/02_configuracao/ficheiros_config/Configuração do PostgreSQL - Alterando a porta padrão.docx
@@ -13,7 +13,10 @@
           <w:noProof/>
         </w:rPr>
       </w:pPr>
-      <w:r>
+    </w:p>
+    <w:p>
+      <w:pPr>
+        <w:jc w:val="center"/>
         <w:rPr>
           <w:b/>
           <w:bCs/>
@@ -21,8 +24,7 @@
           <w:iCs/>
           <w:noProof/>
         </w:rPr>
-        <w:t xml:space="preserve">Configuração do </w:t>
-      </w:r>
+      </w:pPr>
       <w:r>
         <w:rPr>
           <w:b/>
@@ -31,7 +33,7 @@
           <w:iCs/>
           <w:noProof/>
         </w:rPr>
-        <w:t>PostgreSQL</w:t>
+        <w:t xml:space="preserve">Documentação </w:t>
       </w:r>
       <w:r>
         <w:rPr>
@@ -41,7 +43,29 @@
           <w:iCs/>
           <w:noProof/>
         </w:rPr>
-        <w:t xml:space="preserve">: </w:t>
+        <w:t>Segurança Avançada</w:t>
+      </w:r>
+    </w:p>
+    <w:p>
+      <w:pPr>
+        <w:jc w:val="center"/>
+        <w:rPr>
+          <w:b/>
+          <w:bCs/>
+          <w:i/>
+          <w:iCs/>
+          <w:noProof/>
+        </w:rPr>
+      </w:pPr>
+      <w:r>
+        <w:rPr>
+          <w:b/>
+          <w:bCs/>
+          <w:i/>
+          <w:iCs/>
+          <w:noProof/>
+        </w:rPr>
+        <w:t xml:space="preserve"> </w:t>
       </w:r>
       <w:r>
         <w:rPr>
@@ -549,31 +573,7 @@
         <w:rPr>
           <w:noProof/>
         </w:rPr>
-        <w:t xml:space="preserve">A </w:t>
-      </w:r>
-      <w:r>
-        <w:rPr>
-          <w:noProof/>
-        </w:rPr>
-        <w:t>causa desse erro porque alteramos a porta de esculta</w:t>
-      </w:r>
-      <w:r>
-        <w:rPr>
-          <w:noProof/>
-        </w:rPr>
-        <w:t xml:space="preserve">: </w:t>
-      </w:r>
-      <w:r>
-        <w:rPr>
-          <w:noProof/>
-        </w:rPr>
-        <w:t>para resolver o problema</w:t>
-      </w:r>
-      <w:r>
-        <w:rPr>
-          <w:noProof/>
-        </w:rPr>
-        <w:t xml:space="preserve"> devemos navegar até as propriedades da Instancia </w:t>
+        <w:t xml:space="preserve">A causa desse erro porque alteramos a porta de esculta: para resolver o problema devemos navegar até as propriedades da Instancia </w:t>
       </w:r>
       <w:proofErr w:type="spellStart"/>
       <w:r>
@@ -691,6 +691,7 @@
       <w:r>
         <w:rPr>
           <w:rFonts w:cs="Times New Roman"/>
+          <w:noProof/>
           <w:szCs w:val="28"/>
         </w:rPr>
         <w:lastRenderedPageBreak/>
@@ -792,6 +793,7 @@
       <w:r>
         <w:rPr>
           <w:rFonts w:cs="Times New Roman"/>
+          <w:noProof/>
           <w:szCs w:val="28"/>
         </w:rPr>
         <w:drawing>
@@ -1721,7 +1723,6 @@
   <w:style w:type="character" w:default="1" w:styleId="Tipodeletrapredefinidodopargrafo">
     <w:name w:val="Default Paragraph Font"/>
     <w:uiPriority w:val="1"/>
-    <w:semiHidden/>
     <w:unhideWhenUsed/>
   </w:style>
   <w:style w:type="table" w:default="1" w:styleId="Tabelanormal">
